--- a/Warranty_Vault_Project_Report.docx
+++ b/Warranty_Vault_Project_Report.docx
@@ -4208,7 +4208,23 @@
           <w:sz w:val="32"/>
           <w:szCs w:val="32"/>
         </w:rPr>
-        <w:t>Timely alerts prevent warranty loss, easy management saves time.</w:t>
+        <w:t xml:space="preserve">Timely alerts prevent warranty </w:t>
+      </w:r>
+      <w:proofErr w:type="gramStart"/>
+      <w:r>
+        <w:rPr>
+          <w:sz w:val="32"/>
+          <w:szCs w:val="32"/>
+        </w:rPr>
+        <w:t>loss,</w:t>
+      </w:r>
+      <w:proofErr w:type="gramEnd"/>
+      <w:r>
+        <w:rPr>
+          <w:sz w:val="32"/>
+          <w:szCs w:val="32"/>
+        </w:rPr>
+        <w:t xml:space="preserve"> easy management saves time.</w:t>
       </w:r>
     </w:p>
     <w:p>
@@ -5000,12 +5016,21 @@
                 <w:szCs w:val="32"/>
               </w:rPr>
             </w:pPr>
+            <w:proofErr w:type="gramStart"/>
             <w:r>
               <w:rPr>
                 <w:sz w:val="28"/>
                 <w:szCs w:val="32"/>
               </w:rPr>
-              <w:t>PUT  /api/auth/profile</w:t>
+              <w:t>PUT  /</w:t>
+            </w:r>
+            <w:proofErr w:type="gramEnd"/>
+            <w:r>
+              <w:rPr>
+                <w:sz w:val="28"/>
+                <w:szCs w:val="32"/>
+              </w:rPr>
+              <w:t>api/auth/profile</w:t>
             </w:r>
           </w:p>
         </w:tc>
@@ -5047,12 +5072,21 @@
                 <w:szCs w:val="32"/>
               </w:rPr>
             </w:pPr>
+            <w:proofErr w:type="gramStart"/>
             <w:r>
               <w:rPr>
                 <w:sz w:val="28"/>
                 <w:szCs w:val="32"/>
               </w:rPr>
-              <w:t>GET  /api/products</w:t>
+              <w:t>GET  /</w:t>
+            </w:r>
+            <w:proofErr w:type="gramEnd"/>
+            <w:r>
+              <w:rPr>
+                <w:sz w:val="28"/>
+                <w:szCs w:val="32"/>
+              </w:rPr>
+              <w:t>api/products</w:t>
             </w:r>
           </w:p>
         </w:tc>
@@ -5141,12 +5175,21 @@
                 <w:szCs w:val="32"/>
               </w:rPr>
             </w:pPr>
+            <w:proofErr w:type="gramStart"/>
             <w:r>
               <w:rPr>
                 <w:sz w:val="28"/>
                 <w:szCs w:val="32"/>
               </w:rPr>
-              <w:t>PUT  /api/products/:id</w:t>
+              <w:t>PUT  /</w:t>
+            </w:r>
+            <w:proofErr w:type="gramEnd"/>
+            <w:r>
+              <w:rPr>
+                <w:sz w:val="28"/>
+                <w:szCs w:val="32"/>
+              </w:rPr>
+              <w:t>api/products/:id</w:t>
             </w:r>
           </w:p>
         </w:tc>
@@ -5282,13 +5325,31 @@
                 <w:szCs w:val="32"/>
               </w:rPr>
             </w:pPr>
+            <w:proofErr w:type="gramStart"/>
             <w:r>
               <w:rPr>
                 <w:sz w:val="28"/>
                 <w:szCs w:val="32"/>
               </w:rPr>
-              <w:t>GET  /api/maintenance/:productId</w:t>
+              <w:t>GET  /</w:t>
             </w:r>
+            <w:proofErr w:type="gramEnd"/>
+            <w:r>
+              <w:rPr>
+                <w:sz w:val="28"/>
+                <w:szCs w:val="32"/>
+              </w:rPr>
+              <w:t>api/maintenance</w:t>
+            </w:r>
+            <w:proofErr w:type="gramStart"/>
+            <w:r>
+              <w:rPr>
+                <w:sz w:val="28"/>
+                <w:szCs w:val="32"/>
+              </w:rPr>
+              <w:t>/:productId</w:t>
+            </w:r>
+            <w:proofErr w:type="gramEnd"/>
           </w:p>
         </w:tc>
         <w:tc>
@@ -5329,12 +5390,21 @@
                 <w:szCs w:val="32"/>
               </w:rPr>
             </w:pPr>
+            <w:proofErr w:type="gramStart"/>
             <w:r>
               <w:rPr>
                 <w:sz w:val="28"/>
                 <w:szCs w:val="32"/>
               </w:rPr>
-              <w:t>GET  /api/admin/stats</w:t>
+              <w:t>GET  /</w:t>
+            </w:r>
+            <w:proofErr w:type="gramEnd"/>
+            <w:r>
+              <w:rPr>
+                <w:sz w:val="28"/>
+                <w:szCs w:val="32"/>
+              </w:rPr>
+              <w:t>api/admin/stats</w:t>
             </w:r>
           </w:p>
         </w:tc>
@@ -5376,12 +5446,21 @@
                 <w:szCs w:val="32"/>
               </w:rPr>
             </w:pPr>
+            <w:proofErr w:type="gramStart"/>
             <w:r>
               <w:rPr>
                 <w:sz w:val="28"/>
                 <w:szCs w:val="32"/>
               </w:rPr>
-              <w:t>GET  /api/admin/users</w:t>
+              <w:t>GET  /</w:t>
+            </w:r>
+            <w:proofErr w:type="gramEnd"/>
+            <w:r>
+              <w:rPr>
+                <w:sz w:val="28"/>
+                <w:szCs w:val="32"/>
+              </w:rPr>
+              <w:t>api/admin/users</w:t>
             </w:r>
           </w:p>
         </w:tc>
@@ -5761,8 +5840,19 @@
           <w:sz w:val="24"/>
           <w:szCs w:val="32"/>
         </w:rPr>
-        <w:t>echo "node_modules/\n.env\nuploads/*\ndist/" &gt; .gitignore</w:t>
-      </w:r>
+        <w:t xml:space="preserve">echo "node_modules/\n.env\nuploads/*\ndist/" </w:t>
+      </w:r>
+      <w:proofErr w:type="gramStart"/>
+      <w:r>
+        <w:rPr>
+          <w:rFonts w:ascii="Courier New" w:hAnsi="Courier New"/>
+          <w:color w:val="1A237E"/>
+          <w:sz w:val="24"/>
+          <w:szCs w:val="32"/>
+        </w:rPr>
+        <w:t>&gt; .gitignore</w:t>
+      </w:r>
+      <w:proofErr w:type="gramEnd"/>
     </w:p>
     <w:p>
       <w:pPr>
@@ -5817,18 +5907,9 @@
           <w:sz w:val="24"/>
           <w:szCs w:val="32"/>
         </w:rPr>
-        <w:t>npm create vite@latest . -- --template react</w:t>
-      </w:r>
-    </w:p>
-    <w:p>
-      <w:pPr>
-        <w:shd w:val="clear" w:color="auto" w:fill="F5F5F5"/>
-        <w:spacing w:after="20"/>
-        <w:rPr>
-          <w:sz w:val="32"/>
-          <w:szCs w:val="32"/>
-        </w:rPr>
-      </w:pPr>
+        <w:t>npm create vite@</w:t>
+      </w:r>
+      <w:proofErr w:type="gramStart"/>
       <w:r>
         <w:rPr>
           <w:rFonts w:ascii="Courier New" w:hAnsi="Courier New"/>
@@ -5836,18 +5917,9 @@
           <w:sz w:val="24"/>
           <w:szCs w:val="32"/>
         </w:rPr>
-        <w:t>npm install axios react-router-dom framer-motion lucide-react</w:t>
-      </w:r>
-    </w:p>
-    <w:p>
-      <w:pPr>
-        <w:shd w:val="clear" w:color="auto" w:fill="F5F5F5"/>
-        <w:spacing w:after="20"/>
-        <w:rPr>
-          <w:sz w:val="32"/>
-          <w:szCs w:val="32"/>
-        </w:rPr>
-      </w:pPr>
+        <w:t>latest .</w:t>
+      </w:r>
+      <w:proofErr w:type="gramEnd"/>
       <w:r>
         <w:rPr>
           <w:rFonts w:ascii="Courier New" w:hAnsi="Courier New"/>
@@ -5855,18 +5927,9 @@
           <w:sz w:val="24"/>
           <w:szCs w:val="32"/>
         </w:rPr>
-        <w:t>npm install -D tailwindcss postcss autoprefixer</w:t>
-      </w:r>
-    </w:p>
-    <w:p>
-      <w:pPr>
-        <w:shd w:val="clear" w:color="auto" w:fill="F5F5F5"/>
-        <w:spacing w:after="20"/>
-        <w:rPr>
-          <w:sz w:val="32"/>
-          <w:szCs w:val="32"/>
-        </w:rPr>
-      </w:pPr>
+        <w:t xml:space="preserve"> -- --template </w:t>
+      </w:r>
+      <w:proofErr w:type="gramStart"/>
       <w:r>
         <w:rPr>
           <w:rFonts w:ascii="Courier New" w:hAnsi="Courier New"/>
@@ -5874,8 +5937,9 @@
           <w:sz w:val="24"/>
           <w:szCs w:val="32"/>
         </w:rPr>
-        <w:t>npx tailwindcss init -p</w:t>
-      </w:r>
+        <w:t>react</w:t>
+      </w:r>
+      <w:proofErr w:type="gramEnd"/>
     </w:p>
     <w:p>
       <w:pPr>
@@ -5893,7 +5957,7 @@
           <w:sz w:val="24"/>
           <w:szCs w:val="32"/>
         </w:rPr>
-        <w:t># .env.local</w:t>
+        <w:t>npm install axios react-router-dom framer-motion lucide-react</w:t>
       </w:r>
     </w:p>
     <w:p>
@@ -5912,7 +5976,7 @@
           <w:sz w:val="24"/>
           <w:szCs w:val="32"/>
         </w:rPr>
-        <w:t>VITE_API_URL=http://localhost:5000/api</w:t>
+        <w:t>npm install -D tailwindcss postcss autoprefixer</w:t>
       </w:r>
     </w:p>
     <w:p>
@@ -5931,6 +5995,74 @@
           <w:sz w:val="24"/>
           <w:szCs w:val="32"/>
         </w:rPr>
+        <w:t>npx tailwindcss init -p</w:t>
+      </w:r>
+    </w:p>
+    <w:p>
+      <w:pPr>
+        <w:shd w:val="clear" w:color="auto" w:fill="F5F5F5"/>
+        <w:spacing w:after="20"/>
+        <w:rPr>
+          <w:sz w:val="32"/>
+          <w:szCs w:val="32"/>
+        </w:rPr>
+      </w:pPr>
+      <w:proofErr w:type="gramStart"/>
+      <w:r>
+        <w:rPr>
+          <w:rFonts w:ascii="Courier New" w:hAnsi="Courier New"/>
+          <w:color w:val="1A237E"/>
+          <w:sz w:val="24"/>
+          <w:szCs w:val="32"/>
+        </w:rPr>
+        <w:t># .env</w:t>
+      </w:r>
+      <w:proofErr w:type="gramEnd"/>
+      <w:r>
+        <w:rPr>
+          <w:rFonts w:ascii="Courier New" w:hAnsi="Courier New"/>
+          <w:color w:val="1A237E"/>
+          <w:sz w:val="24"/>
+          <w:szCs w:val="32"/>
+        </w:rPr>
+        <w:t>.local</w:t>
+      </w:r>
+    </w:p>
+    <w:p>
+      <w:pPr>
+        <w:shd w:val="clear" w:color="auto" w:fill="F5F5F5"/>
+        <w:spacing w:after="20"/>
+        <w:rPr>
+          <w:sz w:val="32"/>
+          <w:szCs w:val="32"/>
+        </w:rPr>
+      </w:pPr>
+      <w:r>
+        <w:rPr>
+          <w:rFonts w:ascii="Courier New" w:hAnsi="Courier New"/>
+          <w:color w:val="1A237E"/>
+          <w:sz w:val="24"/>
+          <w:szCs w:val="32"/>
+        </w:rPr>
+        <w:t>VITE_API_URL=http://localhost:5000/api</w:t>
+      </w:r>
+    </w:p>
+    <w:p>
+      <w:pPr>
+        <w:shd w:val="clear" w:color="auto" w:fill="F5F5F5"/>
+        <w:spacing w:after="20"/>
+        <w:rPr>
+          <w:sz w:val="32"/>
+          <w:szCs w:val="32"/>
+        </w:rPr>
+      </w:pPr>
+      <w:r>
+        <w:rPr>
+          <w:rFonts w:ascii="Courier New" w:hAnsi="Courier New"/>
+          <w:color w:val="1A237E"/>
+          <w:sz w:val="24"/>
+          <w:szCs w:val="32"/>
+        </w:rPr>
         <w:t>npm run dev   # → http://localhost:5173</w:t>
       </w:r>
     </w:p>
@@ -6015,7 +6147,23 @@
           <w:sz w:val="32"/>
           <w:szCs w:val="32"/>
         </w:rPr>
-        <w:t>client/src/services/  — api.js (Axios instance with interceptors)</w:t>
+        <w:t>client/src/services</w:t>
+      </w:r>
+      <w:proofErr w:type="gramStart"/>
+      <w:r>
+        <w:rPr>
+          <w:sz w:val="32"/>
+          <w:szCs w:val="32"/>
+        </w:rPr>
+        <w:t>/  —</w:t>
+      </w:r>
+      <w:proofErr w:type="gramEnd"/>
+      <w:r>
+        <w:rPr>
+          <w:sz w:val="32"/>
+          <w:szCs w:val="32"/>
+        </w:rPr>
+        <w:t xml:space="preserve"> api.js (Axios instance with interceptors)</w:t>
       </w:r>
     </w:p>
     <w:p>
@@ -6052,18 +6200,9 @@
           <w:sz w:val="24"/>
           <w:szCs w:val="32"/>
         </w:rPr>
-        <w:t>cd ../server</w:t>
-      </w:r>
-    </w:p>
-    <w:p>
-      <w:pPr>
-        <w:shd w:val="clear" w:color="auto" w:fill="F5F5F5"/>
-        <w:spacing w:after="20"/>
-        <w:rPr>
-          <w:sz w:val="32"/>
-          <w:szCs w:val="32"/>
-        </w:rPr>
-      </w:pPr>
+        <w:t>cd</w:t>
+      </w:r>
+      <w:proofErr w:type="gramStart"/>
       <w:r>
         <w:rPr>
           <w:rFonts w:ascii="Courier New" w:hAnsi="Courier New"/>
@@ -6071,18 +6210,9 @@
           <w:sz w:val="24"/>
           <w:szCs w:val="32"/>
         </w:rPr>
-        <w:t>npm init -y</w:t>
-      </w:r>
-    </w:p>
-    <w:p>
-      <w:pPr>
-        <w:shd w:val="clear" w:color="auto" w:fill="F5F5F5"/>
-        <w:spacing w:after="20"/>
-        <w:rPr>
-          <w:sz w:val="32"/>
-          <w:szCs w:val="32"/>
-        </w:rPr>
-      </w:pPr>
+        <w:t xml:space="preserve"> ..</w:t>
+      </w:r>
+      <w:proofErr w:type="gramEnd"/>
       <w:r>
         <w:rPr>
           <w:rFonts w:ascii="Courier New" w:hAnsi="Courier New"/>
@@ -6090,7 +6220,7 @@
           <w:sz w:val="24"/>
           <w:szCs w:val="32"/>
         </w:rPr>
-        <w:t>npm install express cors dotenv morgan mongoose bcryptjs jsonwebtoken multer node-cron nodemailer</w:t>
+        <w:t>/server</w:t>
       </w:r>
     </w:p>
     <w:p>
@@ -6109,7 +6239,7 @@
           <w:sz w:val="24"/>
           <w:szCs w:val="32"/>
         </w:rPr>
-        <w:t>npm install -D nodemon</w:t>
+        <w:t>npm init -y</w:t>
       </w:r>
     </w:p>
     <w:p>
@@ -6128,7 +6258,7 @@
           <w:sz w:val="24"/>
           <w:szCs w:val="32"/>
         </w:rPr>
-        <w:t># .env</w:t>
+        <w:t>npm install express cors dotenv morgan mongoose bcryptjs jsonwebtoken multer node-cron nodemailer</w:t>
       </w:r>
     </w:p>
     <w:p>
@@ -6147,7 +6277,7 @@
           <w:sz w:val="24"/>
           <w:szCs w:val="32"/>
         </w:rPr>
-        <w:t>PORT=5000</w:t>
+        <w:t>npm install -D nodemon</w:t>
       </w:r>
     </w:p>
     <w:p>
@@ -6159,6 +6289,7 @@
           <w:szCs w:val="32"/>
         </w:rPr>
       </w:pPr>
+      <w:proofErr w:type="gramStart"/>
       <w:r>
         <w:rPr>
           <w:rFonts w:ascii="Courier New" w:hAnsi="Courier New"/>
@@ -6166,8 +6297,9 @@
           <w:sz w:val="24"/>
           <w:szCs w:val="32"/>
         </w:rPr>
-        <w:t>MONGO_URI=mongodb://localhost:27017/warranty-vault</w:t>
-      </w:r>
+        <w:t># .env</w:t>
+      </w:r>
+      <w:proofErr w:type="gramEnd"/>
     </w:p>
     <w:p>
       <w:pPr>
@@ -6185,7 +6317,7 @@
           <w:sz w:val="24"/>
           <w:szCs w:val="32"/>
         </w:rPr>
-        <w:t>JWT_SECRET=your_super_secret_jwt_key</w:t>
+        <w:t>PORT=5000</w:t>
       </w:r>
     </w:p>
     <w:p>
@@ -6204,7 +6336,7 @@
           <w:sz w:val="24"/>
           <w:szCs w:val="32"/>
         </w:rPr>
-        <w:t>EMAIL_HOST=smtp.ethereal.email</w:t>
+        <w:t>MONGO_URI=mongodb://localhost:27017/warranty-vault</w:t>
       </w:r>
     </w:p>
     <w:p>
@@ -6223,7 +6355,7 @@
           <w:sz w:val="24"/>
           <w:szCs w:val="32"/>
         </w:rPr>
-        <w:t>EMAIL_USER=your@email.com</w:t>
+        <w:t>JWT_SECRET=your_super_secret_jwt_key</w:t>
       </w:r>
     </w:p>
     <w:p>
@@ -6242,6 +6374,55 @@
           <w:sz w:val="24"/>
           <w:szCs w:val="32"/>
         </w:rPr>
+        <w:t>EMAIL_</w:t>
+      </w:r>
+      <w:proofErr w:type="gramStart"/>
+      <w:r>
+        <w:rPr>
+          <w:rFonts w:ascii="Courier New" w:hAnsi="Courier New"/>
+          <w:color w:val="1A237E"/>
+          <w:sz w:val="24"/>
+          <w:szCs w:val="32"/>
+        </w:rPr>
+        <w:t>HOST=smtp.ethereal.email</w:t>
+      </w:r>
+      <w:proofErr w:type="gramEnd"/>
+    </w:p>
+    <w:p>
+      <w:pPr>
+        <w:shd w:val="clear" w:color="auto" w:fill="F5F5F5"/>
+        <w:spacing w:after="20"/>
+        <w:rPr>
+          <w:sz w:val="32"/>
+          <w:szCs w:val="32"/>
+        </w:rPr>
+      </w:pPr>
+      <w:r>
+        <w:rPr>
+          <w:rFonts w:ascii="Courier New" w:hAnsi="Courier New"/>
+          <w:color w:val="1A237E"/>
+          <w:sz w:val="24"/>
+          <w:szCs w:val="32"/>
+        </w:rPr>
+        <w:t>EMAIL_USER=your@email.com</w:t>
+      </w:r>
+    </w:p>
+    <w:p>
+      <w:pPr>
+        <w:shd w:val="clear" w:color="auto" w:fill="F5F5F5"/>
+        <w:spacing w:after="20"/>
+        <w:rPr>
+          <w:sz w:val="32"/>
+          <w:szCs w:val="32"/>
+        </w:rPr>
+      </w:pPr>
+      <w:r>
+        <w:rPr>
+          <w:rFonts w:ascii="Courier New" w:hAnsi="Courier New"/>
+          <w:color w:val="1A237E"/>
+          <w:sz w:val="24"/>
+          <w:szCs w:val="32"/>
+        </w:rPr>
         <w:t>npm run dev   # → http://localhost:5000</w:t>
       </w:r>
     </w:p>
@@ -6292,7 +6473,23 @@
           <w:sz w:val="32"/>
           <w:szCs w:val="32"/>
         </w:rPr>
-        <w:t>server/controllers/  — authController, productController, maintenanceController, adminController</w:t>
+        <w:t>server/controllers</w:t>
+      </w:r>
+      <w:proofErr w:type="gramStart"/>
+      <w:r>
+        <w:rPr>
+          <w:sz w:val="32"/>
+          <w:szCs w:val="32"/>
+        </w:rPr>
+        <w:t>/  —</w:t>
+      </w:r>
+      <w:proofErr w:type="gramEnd"/>
+      <w:r>
+        <w:rPr>
+          <w:sz w:val="32"/>
+          <w:szCs w:val="32"/>
+        </w:rPr>
+        <w:t xml:space="preserve"> authController, productController, maintenanceController, adminController</w:t>
       </w:r>
     </w:p>
     <w:p>
@@ -6483,7 +6680,25 @@
           <w:sz w:val="32"/>
           <w:szCs w:val="32"/>
         </w:rPr>
-        <w:t xml:space="preserve">authMiddleware.js — protect(): </w:t>
+        <w:t xml:space="preserve">authMiddleware.js — </w:t>
+      </w:r>
+      <w:proofErr w:type="gramStart"/>
+      <w:r>
+        <w:rPr>
+          <w:b/>
+          <w:sz w:val="32"/>
+          <w:szCs w:val="32"/>
+        </w:rPr>
+        <w:t>protect(</w:t>
+      </w:r>
+      <w:proofErr w:type="gramEnd"/>
+      <w:r>
+        <w:rPr>
+          <w:b/>
+          <w:sz w:val="32"/>
+          <w:szCs w:val="32"/>
+        </w:rPr>
+        <w:t xml:space="preserve">): </w:t>
       </w:r>
       <w:r>
         <w:rPr>
@@ -6508,14 +6723,48 @@
           <w:sz w:val="32"/>
           <w:szCs w:val="32"/>
         </w:rPr>
-        <w:t xml:space="preserve">authMiddleware.js — admin(): </w:t>
-      </w:r>
-      <w:r>
-        <w:rPr>
-          <w:sz w:val="32"/>
-          <w:szCs w:val="32"/>
-        </w:rPr>
-        <w:t>Checks req.user.role === 'admin'; rejects with 403 if not.</w:t>
+        <w:t xml:space="preserve">authMiddleware.js — </w:t>
+      </w:r>
+      <w:proofErr w:type="gramStart"/>
+      <w:r>
+        <w:rPr>
+          <w:b/>
+          <w:sz w:val="32"/>
+          <w:szCs w:val="32"/>
+        </w:rPr>
+        <w:t>admin(</w:t>
+      </w:r>
+      <w:proofErr w:type="gramEnd"/>
+      <w:r>
+        <w:rPr>
+          <w:b/>
+          <w:sz w:val="32"/>
+          <w:szCs w:val="32"/>
+        </w:rPr>
+        <w:t xml:space="preserve">): </w:t>
+      </w:r>
+      <w:r>
+        <w:rPr>
+          <w:sz w:val="32"/>
+          <w:szCs w:val="32"/>
+        </w:rPr>
+        <w:t>Checks req.</w:t>
+      </w:r>
+      <w:proofErr w:type="gramStart"/>
+      <w:r>
+        <w:rPr>
+          <w:sz w:val="32"/>
+          <w:szCs w:val="32"/>
+        </w:rPr>
+        <w:t>user.role</w:t>
+      </w:r>
+      <w:proofErr w:type="gramEnd"/>
+      <w:r>
+        <w:rPr>
+          <w:sz w:val="32"/>
+          <w:szCs w:val="32"/>
+        </w:rPr>
+        <w:t xml:space="preserve"> === 'admin'; rejects with 403 if not.</w:t>
       </w:r>
     </w:p>
     <w:p>
@@ -6630,6 +6879,7 @@
           <w:szCs w:val="32"/>
         </w:rPr>
       </w:pPr>
+      <w:proofErr w:type="gramStart"/>
       <w:r>
         <w:rPr>
           <w:rFonts w:ascii="Courier New" w:hAnsi="Courier New"/>
@@ -6637,18 +6887,9 @@
           <w:sz w:val="24"/>
           <w:szCs w:val="32"/>
         </w:rPr>
-        <w:t>expiryDate  = purchaseDate + warrantyPeriod (months)</w:t>
-      </w:r>
-    </w:p>
-    <w:p>
-      <w:pPr>
-        <w:shd w:val="clear" w:color="auto" w:fill="F5F5F5"/>
-        <w:spacing w:after="20"/>
-        <w:rPr>
-          <w:sz w:val="32"/>
-          <w:szCs w:val="32"/>
-        </w:rPr>
-      </w:pPr>
+        <w:t>expiryDate  =</w:t>
+      </w:r>
+      <w:proofErr w:type="gramEnd"/>
       <w:r>
         <w:rPr>
           <w:rFonts w:ascii="Courier New" w:hAnsi="Courier New"/>
@@ -6656,7 +6897,7 @@
           <w:sz w:val="24"/>
           <w:szCs w:val="32"/>
         </w:rPr>
-        <w:t>status      = "expired"        if expiryDate &lt; today</w:t>
+        <w:t xml:space="preserve"> purchaseDate + warrantyPeriod (months)</w:t>
       </w:r>
     </w:p>
     <w:p>
@@ -6675,7 +6916,7 @@
           <w:sz w:val="24"/>
           <w:szCs w:val="32"/>
         </w:rPr>
-        <w:t xml:space="preserve">            | "expiring soon"  if daysLeft &lt;= 30</w:t>
+        <w:t>status      = "expired"        if expiryDate &lt; today</w:t>
       </w:r>
     </w:p>
     <w:p>
@@ -6694,6 +6935,45 @@
           <w:sz w:val="24"/>
           <w:szCs w:val="32"/>
         </w:rPr>
+        <w:t xml:space="preserve">            | "expiring soon</w:t>
+      </w:r>
+      <w:proofErr w:type="gramStart"/>
+      <w:r>
+        <w:rPr>
+          <w:rFonts w:ascii="Courier New" w:hAnsi="Courier New"/>
+          <w:color w:val="1A237E"/>
+          <w:sz w:val="24"/>
+          <w:szCs w:val="32"/>
+        </w:rPr>
+        <w:t>"  if</w:t>
+      </w:r>
+      <w:proofErr w:type="gramEnd"/>
+      <w:r>
+        <w:rPr>
+          <w:rFonts w:ascii="Courier New" w:hAnsi="Courier New"/>
+          <w:color w:val="1A237E"/>
+          <w:sz w:val="24"/>
+          <w:szCs w:val="32"/>
+        </w:rPr>
+        <w:t xml:space="preserve"> daysLeft &lt;= 30</w:t>
+      </w:r>
+    </w:p>
+    <w:p>
+      <w:pPr>
+        <w:shd w:val="clear" w:color="auto" w:fill="F5F5F5"/>
+        <w:spacing w:after="20"/>
+        <w:rPr>
+          <w:sz w:val="32"/>
+          <w:szCs w:val="32"/>
+        </w:rPr>
+      </w:pPr>
+      <w:r>
+        <w:rPr>
+          <w:rFonts w:ascii="Courier New" w:hAnsi="Courier New"/>
+          <w:color w:val="1A237E"/>
+          <w:sz w:val="24"/>
+          <w:szCs w:val="32"/>
+        </w:rPr>
         <w:t xml:space="preserve">            | "active"         otherwise</w:t>
       </w:r>
     </w:p>
@@ -6827,6 +7107,7 @@
           <w:szCs w:val="32"/>
         </w:rPr>
       </w:pPr>
+      <w:proofErr w:type="gramStart"/>
       <w:r>
         <w:rPr>
           <w:rFonts w:ascii="Courier New" w:hAnsi="Courier New"/>
@@ -6834,18 +7115,9 @@
           <w:sz w:val="24"/>
           <w:szCs w:val="32"/>
         </w:rPr>
-        <w:t>cron.schedule('0 9 * * *', async () =&gt; {</w:t>
-      </w:r>
-    </w:p>
-    <w:p>
-      <w:pPr>
-        <w:shd w:val="clear" w:color="auto" w:fill="F5F5F5"/>
-        <w:spacing w:after="20"/>
-        <w:rPr>
-          <w:sz w:val="32"/>
-          <w:szCs w:val="32"/>
-        </w:rPr>
-      </w:pPr>
+        <w:t>cron.schedule</w:t>
+      </w:r>
+      <w:proofErr w:type="gramEnd"/>
       <w:r>
         <w:rPr>
           <w:rFonts w:ascii="Courier New" w:hAnsi="Courier New"/>
@@ -6853,7 +7125,7 @@
           <w:sz w:val="24"/>
           <w:szCs w:val="32"/>
         </w:rPr>
-        <w:t xml:space="preserve">  const sevenDaysLater = new Date(Date.now() + 7 * 24 * 60 * 60 * 1000);</w:t>
+        <w:t>('0 9 * * *', async () =&gt; {</w:t>
       </w:r>
     </w:p>
     <w:p>
@@ -6872,18 +7144,9 @@
           <w:sz w:val="24"/>
           <w:szCs w:val="32"/>
         </w:rPr>
-        <w:t xml:space="preserve">  const products = await Product.find({</w:t>
-      </w:r>
-    </w:p>
-    <w:p>
-      <w:pPr>
-        <w:shd w:val="clear" w:color="auto" w:fill="F5F5F5"/>
-        <w:spacing w:after="20"/>
-        <w:rPr>
-          <w:sz w:val="32"/>
-          <w:szCs w:val="32"/>
-        </w:rPr>
-      </w:pPr>
+        <w:t xml:space="preserve">  const sevenDaysLater = new </w:t>
+      </w:r>
+      <w:proofErr w:type="gramStart"/>
       <w:r>
         <w:rPr>
           <w:rFonts w:ascii="Courier New" w:hAnsi="Courier New"/>
@@ -6891,18 +7154,9 @@
           <w:sz w:val="24"/>
           <w:szCs w:val="32"/>
         </w:rPr>
-        <w:t xml:space="preserve">    expiryDate: { $lte: sevenDaysLater, $gte: new Date() },</w:t>
-      </w:r>
-    </w:p>
-    <w:p>
-      <w:pPr>
-        <w:shd w:val="clear" w:color="auto" w:fill="F5F5F5"/>
-        <w:spacing w:after="20"/>
-        <w:rPr>
-          <w:sz w:val="32"/>
-          <w:szCs w:val="32"/>
-        </w:rPr>
-      </w:pPr>
+        <w:t>Date(Date.now(</w:t>
+      </w:r>
+      <w:proofErr w:type="gramEnd"/>
       <w:r>
         <w:rPr>
           <w:rFonts w:ascii="Courier New" w:hAnsi="Courier New"/>
@@ -6910,7 +7164,7 @@
           <w:sz w:val="24"/>
           <w:szCs w:val="32"/>
         </w:rPr>
-        <w:t xml:space="preserve">    expiryWarningSent: false</w:t>
+        <w:t>) + 7 * 24 * 60 * 60 * 1000);</w:t>
       </w:r>
     </w:p>
     <w:p>
@@ -6929,7 +7183,7 @@
           <w:sz w:val="24"/>
           <w:szCs w:val="32"/>
         </w:rPr>
-        <w:t xml:space="preserve">  }).populate('user');</w:t>
+        <w:t xml:space="preserve">  const products = await Product.find({</w:t>
       </w:r>
     </w:p>
     <w:p>
@@ -6948,18 +7202,9 @@
           <w:sz w:val="24"/>
           <w:szCs w:val="32"/>
         </w:rPr>
-        <w:t xml:space="preserve">  for (const product of products) {</w:t>
-      </w:r>
-    </w:p>
-    <w:p>
-      <w:pPr>
-        <w:shd w:val="clear" w:color="auto" w:fill="F5F5F5"/>
-        <w:spacing w:after="20"/>
-        <w:rPr>
-          <w:sz w:val="32"/>
-          <w:szCs w:val="32"/>
-        </w:rPr>
-      </w:pPr>
+        <w:t xml:space="preserve">    expiryDate: </w:t>
+      </w:r>
+      <w:proofErr w:type="gramStart"/>
       <w:r>
         <w:rPr>
           <w:rFonts w:ascii="Courier New" w:hAnsi="Courier New"/>
@@ -6967,18 +7212,9 @@
           <w:sz w:val="24"/>
           <w:szCs w:val="32"/>
         </w:rPr>
-        <w:t xml:space="preserve">    await sendExpiryEmail(product.user, product);  // Nodemailer</w:t>
-      </w:r>
-    </w:p>
-    <w:p>
-      <w:pPr>
-        <w:shd w:val="clear" w:color="auto" w:fill="F5F5F5"/>
-        <w:spacing w:after="20"/>
-        <w:rPr>
-          <w:sz w:val="32"/>
-          <w:szCs w:val="32"/>
-        </w:rPr>
-      </w:pPr>
+        <w:t>{ $</w:t>
+      </w:r>
+      <w:proofErr w:type="gramEnd"/>
       <w:r>
         <w:rPr>
           <w:rFonts w:ascii="Courier New" w:hAnsi="Courier New"/>
@@ -6986,18 +7222,9 @@
           <w:sz w:val="24"/>
           <w:szCs w:val="32"/>
         </w:rPr>
-        <w:t xml:space="preserve">    await Notification.create({ ... });            // In-app</w:t>
-      </w:r>
-    </w:p>
-    <w:p>
-      <w:pPr>
-        <w:shd w:val="clear" w:color="auto" w:fill="F5F5F5"/>
-        <w:spacing w:after="20"/>
-        <w:rPr>
-          <w:sz w:val="32"/>
-          <w:szCs w:val="32"/>
-        </w:rPr>
-      </w:pPr>
+        <w:t xml:space="preserve">lte: sevenDaysLater, $gte: new </w:t>
+      </w:r>
+      <w:proofErr w:type="gramStart"/>
       <w:r>
         <w:rPr>
           <w:rFonts w:ascii="Courier New" w:hAnsi="Courier New"/>
@@ -7005,18 +7232,9 @@
           <w:sz w:val="24"/>
           <w:szCs w:val="32"/>
         </w:rPr>
-        <w:t xml:space="preserve">    product.expiryWarningSent = true;</w:t>
-      </w:r>
-    </w:p>
-    <w:p>
-      <w:pPr>
-        <w:shd w:val="clear" w:color="auto" w:fill="F5F5F5"/>
-        <w:spacing w:after="20"/>
-        <w:rPr>
-          <w:sz w:val="32"/>
-          <w:szCs w:val="32"/>
-        </w:rPr>
-      </w:pPr>
+        <w:t>Date() }</w:t>
+      </w:r>
+      <w:proofErr w:type="gramEnd"/>
       <w:r>
         <w:rPr>
           <w:rFonts w:ascii="Courier New" w:hAnsi="Courier New"/>
@@ -7024,7 +7242,280 @@
           <w:sz w:val="24"/>
           <w:szCs w:val="32"/>
         </w:rPr>
-        <w:t xml:space="preserve">    await product.save();</w:t>
+        <w:t>,</w:t>
+      </w:r>
+    </w:p>
+    <w:p>
+      <w:pPr>
+        <w:shd w:val="clear" w:color="auto" w:fill="F5F5F5"/>
+        <w:spacing w:after="20"/>
+        <w:rPr>
+          <w:sz w:val="32"/>
+          <w:szCs w:val="32"/>
+        </w:rPr>
+      </w:pPr>
+      <w:r>
+        <w:rPr>
+          <w:rFonts w:ascii="Courier New" w:hAnsi="Courier New"/>
+          <w:color w:val="1A237E"/>
+          <w:sz w:val="24"/>
+          <w:szCs w:val="32"/>
+        </w:rPr>
+        <w:t xml:space="preserve">    expiryWarningSent: false</w:t>
+      </w:r>
+    </w:p>
+    <w:p>
+      <w:pPr>
+        <w:shd w:val="clear" w:color="auto" w:fill="F5F5F5"/>
+        <w:spacing w:after="20"/>
+        <w:rPr>
+          <w:sz w:val="32"/>
+          <w:szCs w:val="32"/>
+        </w:rPr>
+      </w:pPr>
+      <w:r>
+        <w:rPr>
+          <w:rFonts w:ascii="Courier New" w:hAnsi="Courier New"/>
+          <w:color w:val="1A237E"/>
+          <w:sz w:val="24"/>
+          <w:szCs w:val="32"/>
+        </w:rPr>
+        <w:t xml:space="preserve">  }</w:t>
+      </w:r>
+      <w:proofErr w:type="gramStart"/>
+      <w:r>
+        <w:rPr>
+          <w:rFonts w:ascii="Courier New" w:hAnsi="Courier New"/>
+          <w:color w:val="1A237E"/>
+          <w:sz w:val="24"/>
+          <w:szCs w:val="32"/>
+        </w:rPr>
+        <w:t>).populate</w:t>
+      </w:r>
+      <w:proofErr w:type="gramEnd"/>
+      <w:r>
+        <w:rPr>
+          <w:rFonts w:ascii="Courier New" w:hAnsi="Courier New"/>
+          <w:color w:val="1A237E"/>
+          <w:sz w:val="24"/>
+          <w:szCs w:val="32"/>
+        </w:rPr>
+        <w:t>('user');</w:t>
+      </w:r>
+    </w:p>
+    <w:p>
+      <w:pPr>
+        <w:shd w:val="clear" w:color="auto" w:fill="F5F5F5"/>
+        <w:spacing w:after="20"/>
+        <w:rPr>
+          <w:sz w:val="32"/>
+          <w:szCs w:val="32"/>
+        </w:rPr>
+      </w:pPr>
+      <w:r>
+        <w:rPr>
+          <w:rFonts w:ascii="Courier New" w:hAnsi="Courier New"/>
+          <w:color w:val="1A237E"/>
+          <w:sz w:val="24"/>
+          <w:szCs w:val="32"/>
+        </w:rPr>
+        <w:t xml:space="preserve">  for (const product of products) {</w:t>
+      </w:r>
+    </w:p>
+    <w:p>
+      <w:pPr>
+        <w:shd w:val="clear" w:color="auto" w:fill="F5F5F5"/>
+        <w:spacing w:after="20"/>
+        <w:rPr>
+          <w:sz w:val="32"/>
+          <w:szCs w:val="32"/>
+        </w:rPr>
+      </w:pPr>
+      <w:r>
+        <w:rPr>
+          <w:rFonts w:ascii="Courier New" w:hAnsi="Courier New"/>
+          <w:color w:val="1A237E"/>
+          <w:sz w:val="24"/>
+          <w:szCs w:val="32"/>
+        </w:rPr>
+        <w:t xml:space="preserve">    await </w:t>
+      </w:r>
+      <w:proofErr w:type="gramStart"/>
+      <w:r>
+        <w:rPr>
+          <w:rFonts w:ascii="Courier New" w:hAnsi="Courier New"/>
+          <w:color w:val="1A237E"/>
+          <w:sz w:val="24"/>
+          <w:szCs w:val="32"/>
+        </w:rPr>
+        <w:t>sendExpiryEmail(</w:t>
+      </w:r>
+      <w:proofErr w:type="gramEnd"/>
+      <w:r>
+        <w:rPr>
+          <w:rFonts w:ascii="Courier New" w:hAnsi="Courier New"/>
+          <w:color w:val="1A237E"/>
+          <w:sz w:val="24"/>
+          <w:szCs w:val="32"/>
+        </w:rPr>
+        <w:t>product.user, product</w:t>
+      </w:r>
+      <w:proofErr w:type="gramStart"/>
+      <w:r>
+        <w:rPr>
+          <w:rFonts w:ascii="Courier New" w:hAnsi="Courier New"/>
+          <w:color w:val="1A237E"/>
+          <w:sz w:val="24"/>
+          <w:szCs w:val="32"/>
+        </w:rPr>
+        <w:t>);  /</w:t>
+      </w:r>
+      <w:proofErr w:type="gramEnd"/>
+      <w:r>
+        <w:rPr>
+          <w:rFonts w:ascii="Courier New" w:hAnsi="Courier New"/>
+          <w:color w:val="1A237E"/>
+          <w:sz w:val="24"/>
+          <w:szCs w:val="32"/>
+        </w:rPr>
+        <w:t>/ Nodemailer</w:t>
+      </w:r>
+    </w:p>
+    <w:p>
+      <w:pPr>
+        <w:shd w:val="clear" w:color="auto" w:fill="F5F5F5"/>
+        <w:spacing w:after="20"/>
+        <w:rPr>
+          <w:sz w:val="32"/>
+          <w:szCs w:val="32"/>
+        </w:rPr>
+      </w:pPr>
+      <w:r>
+        <w:rPr>
+          <w:rFonts w:ascii="Courier New" w:hAnsi="Courier New"/>
+          <w:color w:val="1A237E"/>
+          <w:sz w:val="24"/>
+          <w:szCs w:val="32"/>
+        </w:rPr>
+        <w:t xml:space="preserve">    await Notification.create</w:t>
+      </w:r>
+      <w:proofErr w:type="gramStart"/>
+      <w:r>
+        <w:rPr>
+          <w:rFonts w:ascii="Courier New" w:hAnsi="Courier New"/>
+          <w:color w:val="1A237E"/>
+          <w:sz w:val="24"/>
+          <w:szCs w:val="32"/>
+        </w:rPr>
+        <w:t>({ ...</w:t>
+      </w:r>
+      <w:proofErr w:type="gramEnd"/>
+      <w:r>
+        <w:rPr>
+          <w:rFonts w:ascii="Courier New" w:hAnsi="Courier New"/>
+          <w:color w:val="1A237E"/>
+          <w:sz w:val="24"/>
+          <w:szCs w:val="32"/>
+        </w:rPr>
+        <w:t xml:space="preserve"> }</w:t>
+      </w:r>
+      <w:proofErr w:type="gramStart"/>
+      <w:r>
+        <w:rPr>
+          <w:rFonts w:ascii="Courier New" w:hAnsi="Courier New"/>
+          <w:color w:val="1A237E"/>
+          <w:sz w:val="24"/>
+          <w:szCs w:val="32"/>
+        </w:rPr>
+        <w:t xml:space="preserve">);   </w:t>
+      </w:r>
+      <w:proofErr w:type="gramEnd"/>
+      <w:r>
+        <w:rPr>
+          <w:rFonts w:ascii="Courier New" w:hAnsi="Courier New"/>
+          <w:color w:val="1A237E"/>
+          <w:sz w:val="24"/>
+          <w:szCs w:val="32"/>
+        </w:rPr>
+        <w:t xml:space="preserve">         // In-app</w:t>
+      </w:r>
+    </w:p>
+    <w:p>
+      <w:pPr>
+        <w:shd w:val="clear" w:color="auto" w:fill="F5F5F5"/>
+        <w:spacing w:after="20"/>
+        <w:rPr>
+          <w:sz w:val="32"/>
+          <w:szCs w:val="32"/>
+        </w:rPr>
+      </w:pPr>
+      <w:r>
+        <w:rPr>
+          <w:rFonts w:ascii="Courier New" w:hAnsi="Courier New"/>
+          <w:color w:val="1A237E"/>
+          <w:sz w:val="24"/>
+          <w:szCs w:val="32"/>
+        </w:rPr>
+        <w:t xml:space="preserve">    </w:t>
+      </w:r>
+      <w:proofErr w:type="gramStart"/>
+      <w:r>
+        <w:rPr>
+          <w:rFonts w:ascii="Courier New" w:hAnsi="Courier New"/>
+          <w:color w:val="1A237E"/>
+          <w:sz w:val="24"/>
+          <w:szCs w:val="32"/>
+        </w:rPr>
+        <w:t>product.expiryWarningSent</w:t>
+      </w:r>
+      <w:proofErr w:type="gramEnd"/>
+      <w:r>
+        <w:rPr>
+          <w:rFonts w:ascii="Courier New" w:hAnsi="Courier New"/>
+          <w:color w:val="1A237E"/>
+          <w:sz w:val="24"/>
+          <w:szCs w:val="32"/>
+        </w:rPr>
+        <w:t xml:space="preserve"> = true;</w:t>
+      </w:r>
+    </w:p>
+    <w:p>
+      <w:pPr>
+        <w:shd w:val="clear" w:color="auto" w:fill="F5F5F5"/>
+        <w:spacing w:after="20"/>
+        <w:rPr>
+          <w:sz w:val="32"/>
+          <w:szCs w:val="32"/>
+        </w:rPr>
+      </w:pPr>
+      <w:r>
+        <w:rPr>
+          <w:rFonts w:ascii="Courier New" w:hAnsi="Courier New"/>
+          <w:color w:val="1A237E"/>
+          <w:sz w:val="24"/>
+          <w:szCs w:val="32"/>
+        </w:rPr>
+        <w:t xml:space="preserve">    await </w:t>
+      </w:r>
+      <w:proofErr w:type="gramStart"/>
+      <w:r>
+        <w:rPr>
+          <w:rFonts w:ascii="Courier New" w:hAnsi="Courier New"/>
+          <w:color w:val="1A237E"/>
+          <w:sz w:val="24"/>
+          <w:szCs w:val="32"/>
+        </w:rPr>
+        <w:t>product.save</w:t>
+      </w:r>
+      <w:proofErr w:type="gramEnd"/>
+      <w:r>
+        <w:rPr>
+          <w:rFonts w:ascii="Courier New" w:hAnsi="Courier New"/>
+          <w:color w:val="1A237E"/>
+          <w:sz w:val="24"/>
+          <w:szCs w:val="32"/>
+        </w:rPr>
+        <w:t>();</w:t>
       </w:r>
     </w:p>
     <w:p>
@@ -8928,7 +9419,23 @@
           <w:sz w:val="32"/>
           <w:szCs w:val="32"/>
         </w:rPr>
-        <w:t>Set securely in the hosting platform — never commit .env to version control.</w:t>
+        <w:t xml:space="preserve">Set securely in the hosting platform — never </w:t>
+      </w:r>
+      <w:proofErr w:type="gramStart"/>
+      <w:r>
+        <w:rPr>
+          <w:sz w:val="32"/>
+          <w:szCs w:val="32"/>
+        </w:rPr>
+        <w:t>commit .env</w:t>
+      </w:r>
+      <w:proofErr w:type="gramEnd"/>
+      <w:r>
+        <w:rPr>
+          <w:sz w:val="32"/>
+          <w:szCs w:val="32"/>
+        </w:rPr>
+        <w:t xml:space="preserve"> to version control.</w:t>
       </w:r>
     </w:p>
     <w:p>
@@ -9629,7 +10136,285 @@
         <w:t>With its automated notification system, clean dashboard analytics, maintenance tracking, and admin management capabilities, Warranty Vault provides users with complete peace of mind regarding their product warranties. The scalable architecture and documented codebase also provide a strong foundation for the future enhancements outlined in Section 14.</w:t>
       </w:r>
     </w:p>
+    <w:p>
+      <w:pPr>
+        <w:spacing w:after="80"/>
+        <w:rPr>
+          <w:sz w:val="32"/>
+          <w:szCs w:val="32"/>
+        </w:rPr>
+      </w:pPr>
+    </w:p>
+    <w:p>
+      <w:pPr>
+        <w:pStyle w:val="Heading1"/>
+        <w:spacing w:before="240" w:after="120"/>
+        <w:rPr>
+          <w:color w:val="1A237E"/>
+          <w:sz w:val="40"/>
+          <w:szCs w:val="40"/>
+        </w:rPr>
+      </w:pPr>
+      <w:r>
+        <w:rPr>
+          <w:color w:val="1A237E"/>
+          <w:sz w:val="40"/>
+          <w:szCs w:val="40"/>
+        </w:rPr>
+        <w:t>1</w:t>
+      </w:r>
+      <w:r>
+        <w:rPr>
+          <w:color w:val="1A237E"/>
+          <w:sz w:val="40"/>
+          <w:szCs w:val="40"/>
+        </w:rPr>
+        <w:t>6</w:t>
+      </w:r>
+      <w:r>
+        <w:rPr>
+          <w:color w:val="1A237E"/>
+          <w:sz w:val="40"/>
+          <w:szCs w:val="40"/>
+        </w:rPr>
+        <w:t xml:space="preserve">. </w:t>
+      </w:r>
+      <w:r>
+        <w:rPr>
+          <w:color w:val="1A237E"/>
+          <w:sz w:val="40"/>
+          <w:szCs w:val="40"/>
+        </w:rPr>
+        <w:t>Links</w:t>
+      </w:r>
+    </w:p>
     <w:p/>
+    <w:p>
+      <w:pPr>
+        <w:rPr>
+          <w:sz w:val="32"/>
+          <w:szCs w:val="32"/>
+        </w:rPr>
+      </w:pPr>
+      <w:r>
+        <w:rPr>
+          <w:sz w:val="32"/>
+          <w:szCs w:val="32"/>
+        </w:rPr>
+        <w:t xml:space="preserve">Project </w:t>
+      </w:r>
+      <w:proofErr w:type="spellStart"/>
+      <w:proofErr w:type="gramStart"/>
+      <w:r>
+        <w:rPr>
+          <w:sz w:val="32"/>
+          <w:szCs w:val="32"/>
+        </w:rPr>
+        <w:t>Github</w:t>
+      </w:r>
+      <w:proofErr w:type="spellEnd"/>
+      <w:r>
+        <w:rPr>
+          <w:sz w:val="32"/>
+          <w:szCs w:val="32"/>
+        </w:rPr>
+        <w:t>:-</w:t>
+      </w:r>
+      <w:proofErr w:type="gramEnd"/>
+      <w:r>
+        <w:rPr>
+          <w:sz w:val="32"/>
+          <w:szCs w:val="32"/>
+        </w:rPr>
+        <w:t xml:space="preserve"> </w:t>
+      </w:r>
+      <w:hyperlink r:id="rId12" w:history="1">
+        <w:r>
+          <w:rPr>
+            <w:rStyle w:val="Hyperlink"/>
+            <w:sz w:val="32"/>
+            <w:szCs w:val="32"/>
+          </w:rPr>
+          <w:t>https://github.com/</w:t>
+        </w:r>
+        <w:r>
+          <w:rPr>
+            <w:rStyle w:val="Hyperlink"/>
+            <w:sz w:val="32"/>
+            <w:szCs w:val="32"/>
+          </w:rPr>
+          <w:t>d</w:t>
+        </w:r>
+        <w:r>
+          <w:rPr>
+            <w:rStyle w:val="Hyperlink"/>
+            <w:sz w:val="32"/>
+            <w:szCs w:val="32"/>
+          </w:rPr>
+          <w:t>ivysaxena24/Warranty-Vault</w:t>
+        </w:r>
+      </w:hyperlink>
+    </w:p>
+    <w:p>
+      <w:pPr>
+        <w:rPr>
+          <w:sz w:val="32"/>
+          <w:szCs w:val="32"/>
+        </w:rPr>
+      </w:pPr>
+      <w:r>
+        <w:rPr>
+          <w:sz w:val="32"/>
+          <w:szCs w:val="32"/>
+        </w:rPr>
+        <w:t xml:space="preserve">Project </w:t>
+      </w:r>
+      <w:proofErr w:type="gramStart"/>
+      <w:r>
+        <w:rPr>
+          <w:sz w:val="32"/>
+          <w:szCs w:val="32"/>
+        </w:rPr>
+        <w:t>Walkthrough:-</w:t>
+      </w:r>
+      <w:proofErr w:type="gramEnd"/>
+      <w:r>
+        <w:rPr>
+          <w:sz w:val="32"/>
+          <w:szCs w:val="32"/>
+        </w:rPr>
+        <w:t xml:space="preserve"> </w:t>
+      </w:r>
+      <w:hyperlink r:id="rId13" w:history="1">
+        <w:r>
+          <w:rPr>
+            <w:rStyle w:val="Hyperlink"/>
+            <w:sz w:val="32"/>
+            <w:szCs w:val="32"/>
+          </w:rPr>
+          <w:t>https://drive.google.com/file/d/1wiaLE_kLws7hQBYosyvutKkktpXS75yA/view?usp=drive_link</w:t>
+        </w:r>
+      </w:hyperlink>
+      <w:r>
+        <w:rPr>
+          <w:sz w:val="32"/>
+          <w:szCs w:val="32"/>
+        </w:rPr>
+        <w:t xml:space="preserve"> </w:t>
+      </w:r>
+    </w:p>
+    <w:p>
+      <w:pPr>
+        <w:spacing w:after="0"/>
+        <w:rPr>
+          <w:sz w:val="32"/>
+          <w:szCs w:val="32"/>
+        </w:rPr>
+      </w:pPr>
+      <w:proofErr w:type="spellStart"/>
+      <w:r>
+        <w:rPr>
+          <w:sz w:val="32"/>
+          <w:szCs w:val="32"/>
+        </w:rPr>
+        <w:t>FrontEnd</w:t>
+      </w:r>
+      <w:proofErr w:type="spellEnd"/>
+      <w:r>
+        <w:rPr>
+          <w:sz w:val="32"/>
+          <w:szCs w:val="32"/>
+        </w:rPr>
+        <w:t xml:space="preserve"> </w:t>
+      </w:r>
+      <w:proofErr w:type="gramStart"/>
+      <w:r>
+        <w:rPr>
+          <w:sz w:val="32"/>
+          <w:szCs w:val="32"/>
+        </w:rPr>
+        <w:t>Explanation:-</w:t>
+      </w:r>
+      <w:proofErr w:type="gramEnd"/>
+    </w:p>
+    <w:p>
+      <w:pPr>
+        <w:rPr>
+          <w:sz w:val="32"/>
+          <w:szCs w:val="32"/>
+        </w:rPr>
+      </w:pPr>
+      <w:hyperlink r:id="rId14" w:history="1">
+        <w:r>
+          <w:rPr>
+            <w:rStyle w:val="Hyperlink"/>
+            <w:sz w:val="32"/>
+            <w:szCs w:val="32"/>
+          </w:rPr>
+          <w:t>https://drive.google.com/file/d/1E0lSwzF8YPPpEdeecNtB1C5CeVdmL8pE/view?usp=drive_link</w:t>
+        </w:r>
+      </w:hyperlink>
+    </w:p>
+    <w:p>
+      <w:pPr>
+        <w:spacing w:after="0"/>
+        <w:rPr>
+          <w:sz w:val="32"/>
+          <w:szCs w:val="32"/>
+        </w:rPr>
+      </w:pPr>
+      <w:proofErr w:type="spellStart"/>
+      <w:r>
+        <w:rPr>
+          <w:sz w:val="32"/>
+          <w:szCs w:val="32"/>
+        </w:rPr>
+        <w:t>BackEnd</w:t>
+      </w:r>
+      <w:proofErr w:type="spellEnd"/>
+      <w:r>
+        <w:rPr>
+          <w:sz w:val="32"/>
+          <w:szCs w:val="32"/>
+        </w:rPr>
+        <w:t xml:space="preserve"> </w:t>
+      </w:r>
+      <w:proofErr w:type="gramStart"/>
+      <w:r>
+        <w:rPr>
+          <w:sz w:val="32"/>
+          <w:szCs w:val="32"/>
+        </w:rPr>
+        <w:t>Explanation:-</w:t>
+      </w:r>
+      <w:proofErr w:type="gramEnd"/>
+    </w:p>
+    <w:p>
+      <w:pPr>
+        <w:rPr>
+          <w:sz w:val="32"/>
+          <w:szCs w:val="32"/>
+        </w:rPr>
+      </w:pPr>
+      <w:hyperlink r:id="rId15" w:history="1">
+        <w:r>
+          <w:rPr>
+            <w:rStyle w:val="Hyperlink"/>
+            <w:sz w:val="32"/>
+            <w:szCs w:val="32"/>
+          </w:rPr>
+          <w:t>https://drive.google.com/file/d/1DUpr4EOMq6TGjcbi30Xu9ta7AV6Tsy6Q/view?usp=drive_link</w:t>
+        </w:r>
+      </w:hyperlink>
+    </w:p>
+    <w:p>
+      <w:pPr>
+        <w:rPr>
+          <w:sz w:val="32"/>
+          <w:szCs w:val="32"/>
+        </w:rPr>
+      </w:pPr>
+    </w:p>
     <w:p>
       <w:pPr>
         <w:jc w:val="center"/>
@@ -10334,7 +11119,7 @@
   <w:style w:type="paragraph" w:default="1" w:styleId="Normal">
     <w:name w:val="Normal"/>
     <w:qFormat/>
-    <w:rsid w:val="00FC693F"/>
+    <w:rsid w:val="00935CCD"/>
     <w:rPr>
       <w:rFonts w:ascii="Calibri" w:hAnsi="Calibri"/>
     </w:rPr>
@@ -21328,6 +22113,41 @@
       </w:tcPr>
     </w:tblStylePr>
   </w:style>
+  <w:style w:type="character" w:styleId="Hyperlink">
+    <w:name w:val="Hyperlink"/>
+    <w:basedOn w:val="DefaultParagraphFont"/>
+    <w:uiPriority w:val="99"/>
+    <w:unhideWhenUsed/>
+    <w:rsid w:val="00935CCD"/>
+    <w:rPr>
+      <w:color w:val="0000FF" w:themeColor="hyperlink"/>
+      <w:u w:val="single"/>
+    </w:rPr>
+  </w:style>
+  <w:style w:type="character" w:styleId="UnresolvedMention">
+    <w:name w:val="Unresolved Mention"/>
+    <w:basedOn w:val="DefaultParagraphFont"/>
+    <w:uiPriority w:val="99"/>
+    <w:semiHidden/>
+    <w:unhideWhenUsed/>
+    <w:rsid w:val="00935CCD"/>
+    <w:rPr>
+      <w:color w:val="605E5C"/>
+      <w:shd w:val="clear" w:color="auto" w:fill="E1DFDD"/>
+    </w:rPr>
+  </w:style>
+  <w:style w:type="character" w:styleId="FollowedHyperlink">
+    <w:name w:val="FollowedHyperlink"/>
+    <w:basedOn w:val="DefaultParagraphFont"/>
+    <w:uiPriority w:val="99"/>
+    <w:semiHidden/>
+    <w:unhideWhenUsed/>
+    <w:rsid w:val="009F1A2A"/>
+    <w:rPr>
+      <w:color w:val="800080" w:themeColor="followedHyperlink"/>
+      <w:u w:val="single"/>
+    </w:rPr>
+  </w:style>
 </w:styles>
 </file>
 
